--- a/backend/static/templates/onboarding/generic_onboarding_kit.docx
+++ b/backend/static/templates/onboarding/generic_onboarding_kit.docx
@@ -27,7 +27,7 @@
           <w:color w:val="64748B"/>
           <w:sz w:val="22"/>
         </w:rPr>
-        <w:t>Industry Vertical: generic | Company overview, offerings, pricing, interactive menu &amp; 24/7 automated FAQ support</w:t>
+        <w:t>Industry Vertical: generic | Your trusted partner for seamless global logistics</w:t>
       </w:r>
     </w:p>
     <w:tbl>
@@ -187,7 +187,7 @@
               <w:rPr>
                 <w:sz w:val="18"/>
               </w:rPr>
-              <w:t>Acme Global Solutions</w:t>
+              <w:t>Apex Global Logistics &amp; Freight Services</w:t>
             </w:r>
           </w:p>
         </w:tc>
@@ -233,7 +233,7 @@
               <w:rPr>
                 <w:sz w:val="18"/>
               </w:rPr>
-              <w:t>Acme Global Solutions</w:t>
+              <w:t>Apex Global Logistics &amp; Freight Services</w:t>
             </w:r>
           </w:p>
         </w:tc>
@@ -279,7 +279,7 @@
               <w:rPr>
                 <w:sz w:val="18"/>
               </w:rPr>
-              <w:t>acmeglobal</w:t>
+              <w:t>apexlogistics</w:t>
             </w:r>
           </w:p>
         </w:tc>
@@ -325,7 +325,7 @@
               <w:rPr>
                 <w:sz w:val="18"/>
               </w:rPr>
-              <w:t>Acme Assistant</w:t>
+              <w:t>Apex Assistant</w:t>
             </w:r>
           </w:p>
         </w:tc>
@@ -371,7 +371,7 @@
               <w:rPr>
                 <w:sz w:val="18"/>
               </w:rPr>
-              <w:t>Company overview, offerings, pricing, interactive menu &amp; 24/7 automated FAQ support</w:t>
+              <w:t>Your trusted partner for seamless global logistics</w:t>
             </w:r>
           </w:p>
         </w:tc>
@@ -417,7 +417,7 @@
               <w:rPr>
                 <w:sz w:val="18"/>
               </w:rPr>
-              <w:t>https://www.acmeglobal.com</w:t>
+              <w:t>https://www.apexlogistics.com</w:t>
             </w:r>
           </w:p>
         </w:tc>
@@ -463,7 +463,7 @@
               <w:rPr>
                 <w:sz w:val="18"/>
               </w:rPr>
-              <w:t>support@acmeglobal.com</w:t>
+              <w:t>care@apexlogistics.com</w:t>
             </w:r>
           </w:p>
         </w:tc>
@@ -509,7 +509,7 @@
               <w:rPr>
                 <w:sz w:val="18"/>
               </w:rPr>
-              <w:t>+91 9876543210</w:t>
+              <w:t>+91 98765 43210</w:t>
             </w:r>
           </w:p>
         </w:tc>
@@ -1032,6 +1032,15 @@
         <w:t>[SECTION: CATALOG &amp; OFFERINGS]</w:t>
       </w:r>
     </w:p>
+    <w:p>
+      <w:r>
+        <w:rPr>
+          <w:i/>
+          <w:sz w:val="17"/>
+        </w:rPr>
+        <w:t>Image URL column: paste a public https link to the product/property photo (JPG/PNG/WebP). Leave blank if none. On publish, images are stored on the offering and shown in chat/catalog.</w:t>
+      </w:r>
+    </w:p>
     <w:tbl>
       <w:tblPr>
         <w:tblW w:type="auto" w:w="0"/>
@@ -1047,17 +1056,18 @@
         </w:tblBorders>
       </w:tblPr>
       <w:tblGrid>
-        <w:gridCol w:w="1680"/>
-        <w:gridCol w:w="1680"/>
-        <w:gridCol w:w="1680"/>
-        <w:gridCol w:w="1680"/>
-        <w:gridCol w:w="1680"/>
-        <w:gridCol w:w="1680"/>
+        <w:gridCol w:w="1440"/>
+        <w:gridCol w:w="1440"/>
+        <w:gridCol w:w="1440"/>
+        <w:gridCol w:w="1440"/>
+        <w:gridCol w:w="1440"/>
+        <w:gridCol w:w="1440"/>
+        <w:gridCol w:w="1440"/>
       </w:tblGrid>
       <w:tr>
         <w:tc>
           <w:tcPr>
-            <w:tcW w:type="dxa" w:w="1680"/>
+            <w:tcW w:type="dxa" w:w="1440"/>
             <w:shd w:fill="0F766E"/>
           </w:tcPr>
           <w:p>
@@ -1073,7 +1083,7 @@
         </w:tc>
         <w:tc>
           <w:tcPr>
-            <w:tcW w:type="dxa" w:w="1680"/>
+            <w:tcW w:type="dxa" w:w="1440"/>
             <w:shd w:fill="0F766E"/>
           </w:tcPr>
           <w:p>
@@ -1089,7 +1099,7 @@
         </w:tc>
         <w:tc>
           <w:tcPr>
-            <w:tcW w:type="dxa" w:w="1680"/>
+            <w:tcW w:type="dxa" w:w="1440"/>
             <w:shd w:fill="0F766E"/>
           </w:tcPr>
           <w:p>
@@ -1105,7 +1115,7 @@
         </w:tc>
         <w:tc>
           <w:tcPr>
-            <w:tcW w:type="dxa" w:w="1680"/>
+            <w:tcW w:type="dxa" w:w="1440"/>
             <w:shd w:fill="0F766E"/>
           </w:tcPr>
           <w:p>
@@ -1121,7 +1131,7 @@
         </w:tc>
         <w:tc>
           <w:tcPr>
-            <w:tcW w:type="dxa" w:w="1680"/>
+            <w:tcW w:type="dxa" w:w="1440"/>
             <w:shd w:fill="0F766E"/>
           </w:tcPr>
           <w:p>
@@ -1137,7 +1147,7 @@
         </w:tc>
         <w:tc>
           <w:tcPr>
-            <w:tcW w:type="dxa" w:w="1680"/>
+            <w:tcW w:type="dxa" w:w="1440"/>
             <w:shd w:fill="0F766E"/>
           </w:tcPr>
           <w:p>
@@ -1151,11 +1161,27 @@
             </w:r>
           </w:p>
         </w:tc>
+        <w:tc>
+          <w:tcPr>
+            <w:tcW w:type="dxa" w:w="1440"/>
+            <w:shd w:fill="0F766E"/>
+          </w:tcPr>
+          <w:p>
+            <w:r>
+              <w:rPr>
+                <w:b/>
+                <w:color w:val="FFFFFF"/>
+                <w:sz w:val="16"/>
+              </w:rPr>
+              <w:t>Image URL</w:t>
+            </w:r>
+          </w:p>
+        </w:tc>
       </w:tr>
       <w:tr>
         <w:tc>
           <w:tcPr>
-            <w:tcW w:type="dxa" w:w="1680"/>
+            <w:tcW w:type="dxa" w:w="1440"/>
             <w:shd w:fill="FFFFFF"/>
           </w:tcPr>
           <w:p>
@@ -1163,13 +1189,13 @@
               <w:rPr>
                 <w:sz w:val="16"/>
               </w:rPr>
-              <w:t>Standard Business Tier</w:t>
+              <w:t>Domestic Express Freight</w:t>
             </w:r>
           </w:p>
         </w:tc>
         <w:tc>
           <w:tcPr>
-            <w:tcW w:type="dxa" w:w="1680"/>
+            <w:tcW w:type="dxa" w:w="1440"/>
             <w:shd w:fill="FFFFFF"/>
           </w:tcPr>
           <w:p>
@@ -1177,13 +1203,13 @@
               <w:rPr>
                 <w:sz w:val="16"/>
               </w:rPr>
-              <w:t>Core Offerings</w:t>
+              <w:t>Freight</w:t>
             </w:r>
           </w:p>
         </w:tc>
         <w:tc>
           <w:tcPr>
-            <w:tcW w:type="dxa" w:w="1680"/>
+            <w:tcW w:type="dxa" w:w="1440"/>
             <w:shd w:fill="FFFFFF"/>
           </w:tcPr>
           <w:p>
@@ -1191,13 +1217,13 @@
               <w:rPr>
                 <w:sz w:val="16"/>
               </w:rPr>
-              <w:t>₹9,999</w:t>
+              <w:t>On request</w:t>
             </w:r>
           </w:p>
         </w:tc>
         <w:tc>
           <w:tcPr>
-            <w:tcW w:type="dxa" w:w="1680"/>
+            <w:tcW w:type="dxa" w:w="1440"/>
             <w:shd w:fill="FFFFFF"/>
           </w:tcPr>
           <w:p>
@@ -1205,13 +1231,13 @@
               <w:rPr>
                 <w:sz w:val="16"/>
               </w:rPr>
-              <w:t>per month</w:t>
+              <w:t>per shipment</w:t>
             </w:r>
           </w:p>
         </w:tc>
         <w:tc>
           <w:tcPr>
-            <w:tcW w:type="dxa" w:w="1680"/>
+            <w:tcW w:type="dxa" w:w="1440"/>
             <w:shd w:fill="FFFFFF"/>
           </w:tcPr>
           <w:p>
@@ -1219,13 +1245,13 @@
               <w:rPr>
                 <w:sz w:val="16"/>
               </w:rPr>
-              <w:t>Includes all essential features, standard support, up to 5 user seats</w:t>
+              <w:t>Door-to-door, tracking, insurance assist</w:t>
             </w:r>
           </w:p>
         </w:tc>
         <w:tc>
           <w:tcPr>
-            <w:tcW w:type="dxa" w:w="1680"/>
+            <w:tcW w:type="dxa" w:w="1440"/>
             <w:shd w:fill="FFFFFF"/>
           </w:tcPr>
           <w:p>
@@ -1233,7 +1259,21 @@
               <w:rPr>
                 <w:sz w:val="16"/>
               </w:rPr>
-              <w:t>Ideal for growing teams looking to establish baseline operations</w:t>
+              <w:t>Pan-India surface &amp; air express</w:t>
+            </w:r>
+          </w:p>
+        </w:tc>
+        <w:tc>
+          <w:tcPr>
+            <w:tcW w:type="dxa" w:w="1440"/>
+            <w:shd w:fill="FFFFFF"/>
+          </w:tcPr>
+          <w:p>
+            <w:r>
+              <w:rPr>
+                <w:sz w:val="16"/>
+              </w:rPr>
+              <w:t>https://images.unsplash.com/photo-1586528116311-ad8dd3c8310d?auto=format&amp;fit=crop&amp;w=800&amp;q=80</w:t>
             </w:r>
           </w:p>
         </w:tc>
@@ -1241,7 +1281,7 @@
       <w:tr>
         <w:tc>
           <w:tcPr>
-            <w:tcW w:type="dxa" w:w="1680"/>
+            <w:tcW w:type="dxa" w:w="1440"/>
             <w:shd w:fill="F0FDFA"/>
           </w:tcPr>
           <w:p>
@@ -1249,13 +1289,13 @@
               <w:rPr>
                 <w:sz w:val="16"/>
               </w:rPr>
-              <w:t>Professional Enterprise Tier</w:t>
+              <w:t>International Air Cargo</w:t>
             </w:r>
           </w:p>
         </w:tc>
         <w:tc>
           <w:tcPr>
-            <w:tcW w:type="dxa" w:w="1680"/>
+            <w:tcW w:type="dxa" w:w="1440"/>
             <w:shd w:fill="F0FDFA"/>
           </w:tcPr>
           <w:p>
@@ -1263,13 +1303,13 @@
               <w:rPr>
                 <w:sz w:val="16"/>
               </w:rPr>
-              <w:t>Core Offerings</w:t>
+              <w:t>Freight</w:t>
             </w:r>
           </w:p>
         </w:tc>
         <w:tc>
           <w:tcPr>
-            <w:tcW w:type="dxa" w:w="1680"/>
+            <w:tcW w:type="dxa" w:w="1440"/>
             <w:shd w:fill="F0FDFA"/>
           </w:tcPr>
           <w:p>
@@ -1277,13 +1317,213 @@
               <w:rPr>
                 <w:sz w:val="16"/>
               </w:rPr>
-              <w:t>₹24,999</w:t>
+              <w:t>On request</w:t>
             </w:r>
           </w:p>
         </w:tc>
         <w:tc>
           <w:tcPr>
-            <w:tcW w:type="dxa" w:w="1680"/>
+            <w:tcW w:type="dxa" w:w="1440"/>
+            <w:shd w:fill="F0FDFA"/>
+          </w:tcPr>
+          <w:p>
+            <w:r>
+              <w:rPr>
+                <w:sz w:val="16"/>
+              </w:rPr>
+              <w:t>per kg</w:t>
+            </w:r>
+          </w:p>
+        </w:tc>
+        <w:tc>
+          <w:tcPr>
+            <w:tcW w:type="dxa" w:w="1440"/>
+            <w:shd w:fill="F0FDFA"/>
+          </w:tcPr>
+          <w:p>
+            <w:r>
+              <w:rPr>
+                <w:sz w:val="16"/>
+              </w:rPr>
+              <w:t>Airport-to-airport / DDU options</w:t>
+            </w:r>
+          </w:p>
+        </w:tc>
+        <w:tc>
+          <w:tcPr>
+            <w:tcW w:type="dxa" w:w="1440"/>
+            <w:shd w:fill="F0FDFA"/>
+          </w:tcPr>
+          <w:p>
+            <w:r>
+              <w:rPr>
+                <w:sz w:val="16"/>
+              </w:rPr>
+              <w:t>Export documentation support</w:t>
+            </w:r>
+          </w:p>
+        </w:tc>
+        <w:tc>
+          <w:tcPr>
+            <w:tcW w:type="dxa" w:w="1440"/>
+            <w:shd w:fill="F0FDFA"/>
+          </w:tcPr>
+          <w:p>
+            <w:r>
+              <w:rPr>
+                <w:sz w:val="16"/>
+              </w:rPr>
+              <w:t>https://images.unsplash.com/photo-1436491865332-7a61a109cc05?auto=format&amp;fit=crop&amp;w=800&amp;q=80</w:t>
+            </w:r>
+          </w:p>
+        </w:tc>
+      </w:tr>
+      <w:tr>
+        <w:tc>
+          <w:tcPr>
+            <w:tcW w:type="dxa" w:w="1440"/>
+            <w:shd w:fill="FFFFFF"/>
+          </w:tcPr>
+          <w:p>
+            <w:r>
+              <w:rPr>
+                <w:sz w:val="16"/>
+              </w:rPr>
+              <w:t>Ocean FCL / LCL</w:t>
+            </w:r>
+          </w:p>
+        </w:tc>
+        <w:tc>
+          <w:tcPr>
+            <w:tcW w:type="dxa" w:w="1440"/>
+            <w:shd w:fill="FFFFFF"/>
+          </w:tcPr>
+          <w:p>
+            <w:r>
+              <w:rPr>
+                <w:sz w:val="16"/>
+              </w:rPr>
+              <w:t>Ocean</w:t>
+            </w:r>
+          </w:p>
+        </w:tc>
+        <w:tc>
+          <w:tcPr>
+            <w:tcW w:type="dxa" w:w="1440"/>
+            <w:shd w:fill="FFFFFF"/>
+          </w:tcPr>
+          <w:p>
+            <w:r>
+              <w:rPr>
+                <w:sz w:val="16"/>
+              </w:rPr>
+              <w:t>On request</w:t>
+            </w:r>
+          </w:p>
+        </w:tc>
+        <w:tc>
+          <w:tcPr>
+            <w:tcW w:type="dxa" w:w="1440"/>
+            <w:shd w:fill="FFFFFF"/>
+          </w:tcPr>
+          <w:p>
+            <w:r>
+              <w:rPr>
+                <w:sz w:val="16"/>
+              </w:rPr>
+              <w:t>per container / CBM</w:t>
+            </w:r>
+          </w:p>
+        </w:tc>
+        <w:tc>
+          <w:tcPr>
+            <w:tcW w:type="dxa" w:w="1440"/>
+            <w:shd w:fill="FFFFFF"/>
+          </w:tcPr>
+          <w:p>
+            <w:r>
+              <w:rPr>
+                <w:sz w:val="16"/>
+              </w:rPr>
+              <w:t>Port handling, customs coordination</w:t>
+            </w:r>
+          </w:p>
+        </w:tc>
+        <w:tc>
+          <w:tcPr>
+            <w:tcW w:type="dxa" w:w="1440"/>
+            <w:shd w:fill="FFFFFF"/>
+          </w:tcPr>
+          <w:p>
+            <w:r>
+              <w:rPr>
+                <w:sz w:val="16"/>
+              </w:rPr>
+              <w:t>Scheduled sailings major lanes</w:t>
+            </w:r>
+          </w:p>
+        </w:tc>
+        <w:tc>
+          <w:tcPr>
+            <w:tcW w:type="dxa" w:w="1440"/>
+            <w:shd w:fill="FFFFFF"/>
+          </w:tcPr>
+          <w:p>
+            <w:r>
+              <w:rPr>
+                <w:sz w:val="16"/>
+              </w:rPr>
+              <w:t>https://images.unsplash.com/photo-1494412574643-ff11b0a5c1c3?auto=format&amp;fit=crop&amp;w=800&amp;q=80</w:t>
+            </w:r>
+          </w:p>
+        </w:tc>
+      </w:tr>
+      <w:tr>
+        <w:tc>
+          <w:tcPr>
+            <w:tcW w:type="dxa" w:w="1440"/>
+            <w:shd w:fill="F0FDFA"/>
+          </w:tcPr>
+          <w:p>
+            <w:r>
+              <w:rPr>
+                <w:sz w:val="16"/>
+              </w:rPr>
+              <w:t>Warehousing &amp; Fulfilment</w:t>
+            </w:r>
+          </w:p>
+        </w:tc>
+        <w:tc>
+          <w:tcPr>
+            <w:tcW w:type="dxa" w:w="1440"/>
+            <w:shd w:fill="F0FDFA"/>
+          </w:tcPr>
+          <w:p>
+            <w:r>
+              <w:rPr>
+                <w:sz w:val="16"/>
+              </w:rPr>
+              <w:t>3PL</w:t>
+            </w:r>
+          </w:p>
+        </w:tc>
+        <w:tc>
+          <w:tcPr>
+            <w:tcW w:type="dxa" w:w="1440"/>
+            <w:shd w:fill="F0FDFA"/>
+          </w:tcPr>
+          <w:p>
+            <w:r>
+              <w:rPr>
+                <w:sz w:val="16"/>
+              </w:rPr>
+              <w:t>Starting retainer</w:t>
+            </w:r>
+          </w:p>
+        </w:tc>
+        <w:tc>
+          <w:tcPr>
+            <w:tcW w:type="dxa" w:w="1440"/>
             <w:shd w:fill="F0FDFA"/>
           </w:tcPr>
           <w:p>
@@ -1297,7 +1537,7 @@
         </w:tc>
         <w:tc>
           <w:tcPr>
-            <w:tcW w:type="dxa" w:w="1680"/>
+            <w:tcW w:type="dxa" w:w="1440"/>
             <w:shd w:fill="F0FDFA"/>
           </w:tcPr>
           <w:p>
@@ -1305,13 +1545,13 @@
               <w:rPr>
                 <w:sz w:val="16"/>
               </w:rPr>
-              <w:t>Unlimited user seats, 24/7 SLA, priority account manager, custom integrations</w:t>
+              <w:t>Storage, pick-pack, last-mile handoff</w:t>
             </w:r>
           </w:p>
         </w:tc>
         <w:tc>
           <w:tcPr>
-            <w:tcW w:type="dxa" w:w="1680"/>
+            <w:tcW w:type="dxa" w:w="1440"/>
             <w:shd w:fill="F0FDFA"/>
           </w:tcPr>
           <w:p>
@@ -1319,7 +1559,21 @@
               <w:rPr>
                 <w:sz w:val="16"/>
               </w:rPr>
-              <w:t>Complete end-to-end suite for scaling companies</w:t>
+              <w:t>SKU inventory visibility</w:t>
+            </w:r>
+          </w:p>
+        </w:tc>
+        <w:tc>
+          <w:tcPr>
+            <w:tcW w:type="dxa" w:w="1440"/>
+            <w:shd w:fill="F0FDFA"/>
+          </w:tcPr>
+          <w:p>
+            <w:r>
+              <w:rPr>
+                <w:sz w:val="16"/>
+              </w:rPr>
+              <w:t>https://images.unsplash.com/photo-1553413077-190dd305871c?auto=format&amp;fit=crop&amp;w=800&amp;q=80</w:t>
             </w:r>
           </w:p>
         </w:tc>
@@ -1327,93 +1581,7 @@
       <w:tr>
         <w:tc>
           <w:tcPr>
-            <w:tcW w:type="dxa" w:w="1680"/>
-            <w:shd w:fill="FFFFFF"/>
-          </w:tcPr>
-          <w:p>
-            <w:r>
-              <w:rPr>
-                <w:sz w:val="16"/>
-              </w:rPr>
-              <w:t>Custom Consultation &amp; Setup</w:t>
-            </w:r>
-          </w:p>
-        </w:tc>
-        <w:tc>
-          <w:tcPr>
-            <w:tcW w:type="dxa" w:w="1680"/>
-            <w:shd w:fill="FFFFFF"/>
-          </w:tcPr>
-          <w:p>
-            <w:r>
-              <w:rPr>
-                <w:sz w:val="16"/>
-              </w:rPr>
-              <w:t>Professional Services</w:t>
-            </w:r>
-          </w:p>
-        </w:tc>
-        <w:tc>
-          <w:tcPr>
-            <w:tcW w:type="dxa" w:w="1680"/>
-            <w:shd w:fill="FFFFFF"/>
-          </w:tcPr>
-          <w:p>
-            <w:r>
-              <w:rPr>
-                <w:sz w:val="16"/>
-              </w:rPr>
-              <w:t>Starting ₹15,000</w:t>
-            </w:r>
-          </w:p>
-        </w:tc>
-        <w:tc>
-          <w:tcPr>
-            <w:tcW w:type="dxa" w:w="1680"/>
-            <w:shd w:fill="FFFFFF"/>
-          </w:tcPr>
-          <w:p>
-            <w:r>
-              <w:rPr>
-                <w:sz w:val="16"/>
-              </w:rPr>
-              <w:t>one-time</w:t>
-            </w:r>
-          </w:p>
-        </w:tc>
-        <w:tc>
-          <w:tcPr>
-            <w:tcW w:type="dxa" w:w="1680"/>
-            <w:shd w:fill="FFFFFF"/>
-          </w:tcPr>
-          <w:p>
-            <w:r>
-              <w:rPr>
-                <w:sz w:val="16"/>
-              </w:rPr>
-              <w:t>Architecture audit, configuration, team onboarding &amp; training session</w:t>
-            </w:r>
-          </w:p>
-        </w:tc>
-        <w:tc>
-          <w:tcPr>
-            <w:tcW w:type="dxa" w:w="1680"/>
-            <w:shd w:fill="FFFFFF"/>
-          </w:tcPr>
-          <w:p>
-            <w:r>
-              <w:rPr>
-                <w:sz w:val="16"/>
-              </w:rPr>
-              <w:t>Personalized onboarding led by our senior technical staff</w:t>
-            </w:r>
-          </w:p>
-        </w:tc>
-      </w:tr>
-      <w:tr>
-        <w:tc>
-          <w:tcPr>
-            <w:tcW w:type="dxa" w:w="1680"/>
+            <w:tcW w:type="dxa" w:w="1440"/>
             <w:shd w:fill="FEF3C7"/>
           </w:tcPr>
           <w:p>
@@ -1428,7 +1596,7 @@
         </w:tc>
         <w:tc>
           <w:tcPr>
-            <w:tcW w:type="dxa" w:w="1680"/>
+            <w:tcW w:type="dxa" w:w="1440"/>
             <w:shd w:fill="FEF3C7"/>
           </w:tcPr>
           <w:p>
@@ -1442,7 +1610,7 @@
         </w:tc>
         <w:tc>
           <w:tcPr>
-            <w:tcW w:type="dxa" w:w="1680"/>
+            <w:tcW w:type="dxa" w:w="1440"/>
             <w:shd w:fill="FEF3C7"/>
           </w:tcPr>
           <w:p>
@@ -1456,7 +1624,7 @@
         </w:tc>
         <w:tc>
           <w:tcPr>
-            <w:tcW w:type="dxa" w:w="1680"/>
+            <w:tcW w:type="dxa" w:w="1440"/>
             <w:shd w:fill="FEF3C7"/>
           </w:tcPr>
           <w:p>
@@ -1470,7 +1638,7 @@
         </w:tc>
         <w:tc>
           <w:tcPr>
-            <w:tcW w:type="dxa" w:w="1680"/>
+            <w:tcW w:type="dxa" w:w="1440"/>
             <w:shd w:fill="FEF3C7"/>
           </w:tcPr>
           <w:p>
@@ -1484,7 +1652,7 @@
         </w:tc>
         <w:tc>
           <w:tcPr>
-            <w:tcW w:type="dxa" w:w="1680"/>
+            <w:tcW w:type="dxa" w:w="1440"/>
             <w:shd w:fill="FEF3C7"/>
           </w:tcPr>
           <w:p>
@@ -1496,11 +1664,26 @@
             </w:r>
           </w:p>
         </w:tc>
+        <w:tc>
+          <w:tcPr>
+            <w:tcW w:type="dxa" w:w="1440"/>
+            <w:shd w:fill="FEF3C7"/>
+          </w:tcPr>
+          <w:p>
+            <w:r>
+              <w:rPr>
+                <w:i/>
+                <w:sz w:val="16"/>
+              </w:rPr>
+              <w:t>[Paste https image URL]</w:t>
+            </w:r>
+          </w:p>
+        </w:tc>
       </w:tr>
       <w:tr>
         <w:tc>
           <w:tcPr>
-            <w:tcW w:type="dxa" w:w="1680"/>
+            <w:tcW w:type="dxa" w:w="1440"/>
             <w:shd w:fill="FEF3C7"/>
           </w:tcPr>
           <w:p>
@@ -1515,7 +1698,7 @@
         </w:tc>
         <w:tc>
           <w:tcPr>
-            <w:tcW w:type="dxa" w:w="1680"/>
+            <w:tcW w:type="dxa" w:w="1440"/>
             <w:shd w:fill="FEF3C7"/>
           </w:tcPr>
           <w:p>
@@ -1529,7 +1712,7 @@
         </w:tc>
         <w:tc>
           <w:tcPr>
-            <w:tcW w:type="dxa" w:w="1680"/>
+            <w:tcW w:type="dxa" w:w="1440"/>
             <w:shd w:fill="FEF3C7"/>
           </w:tcPr>
           <w:p>
@@ -1543,7 +1726,7 @@
         </w:tc>
         <w:tc>
           <w:tcPr>
-            <w:tcW w:type="dxa" w:w="1680"/>
+            <w:tcW w:type="dxa" w:w="1440"/>
             <w:shd w:fill="FEF3C7"/>
           </w:tcPr>
           <w:p>
@@ -1557,7 +1740,7 @@
         </w:tc>
         <w:tc>
           <w:tcPr>
-            <w:tcW w:type="dxa" w:w="1680"/>
+            <w:tcW w:type="dxa" w:w="1440"/>
             <w:shd w:fill="FEF3C7"/>
           </w:tcPr>
           <w:p>
@@ -1571,7 +1754,7 @@
         </w:tc>
         <w:tc>
           <w:tcPr>
-            <w:tcW w:type="dxa" w:w="1680"/>
+            <w:tcW w:type="dxa" w:w="1440"/>
             <w:shd w:fill="FEF3C7"/>
           </w:tcPr>
           <w:p>
@@ -1583,8 +1766,212 @@
             </w:r>
           </w:p>
         </w:tc>
+        <w:tc>
+          <w:tcPr>
+            <w:tcW w:type="dxa" w:w="1440"/>
+            <w:shd w:fill="FEF3C7"/>
+          </w:tcPr>
+          <w:p>
+            <w:r>
+              <w:rPr>
+                <w:i/>
+                <w:sz w:val="16"/>
+              </w:rPr>
+              <w:t>[Paste https image URL]</w:t>
+            </w:r>
+          </w:p>
+        </w:tc>
       </w:tr>
     </w:tbl>
+    <w:p>
+      <w:pPr>
+        <w:pStyle w:val="Heading2"/>
+        <w:spacing w:before="160"/>
+      </w:pPr>
+      <w:r>
+        <w:t>Catalog images (embedded preview)</w:t>
+      </w:r>
+    </w:p>
+    <w:p>
+      <w:r>
+        <w:rPr>
+          <w:b/>
+          <w:sz w:val="16"/>
+        </w:rPr>
+        <w:t>Domestic Express Freight — https://images.unsplash.com/photo-1586528116311-ad8dd3c8310d?auto=format&amp;fit=crop&amp;w=800&amp;q=80</w:t>
+      </w:r>
+    </w:p>
+    <w:p>
+      <w:r>
+        <w:drawing>
+          <wp:inline xmlns:a="http://schemas.openxmlformats.org/drawingml/2006/main" xmlns:pic="http://schemas.openxmlformats.org/drawingml/2006/picture">
+            <wp:extent cx="1828800" cy="1218438"/>
+            <wp:docPr id="1" name="Picture 1"/>
+            <wp:cNvGraphicFramePr>
+              <a:graphicFrameLocks noChangeAspect="1"/>
+            </wp:cNvGraphicFramePr>
+            <a:graphic>
+              <a:graphicData uri="http://schemas.openxmlformats.org/drawingml/2006/picture">
+                <pic:pic>
+                  <pic:nvPicPr>
+                    <pic:cNvPr id="0" name="apex_domestic.jpg"/>
+                    <pic:cNvPicPr/>
+                  </pic:nvPicPr>
+                  <pic:blipFill>
+                    <a:blip r:embed="rId9"/>
+                    <a:stretch>
+                      <a:fillRect/>
+                    </a:stretch>
+                  </pic:blipFill>
+                  <pic:spPr>
+                    <a:xfrm>
+                      <a:off x="0" y="0"/>
+                      <a:ext cx="1828800" cy="1218438"/>
+                    </a:xfrm>
+                    <a:prstGeom prst="rect"/>
+                  </pic:spPr>
+                </pic:pic>
+              </a:graphicData>
+            </a:graphic>
+          </wp:inline>
+        </w:drawing>
+      </w:r>
+    </w:p>
+    <w:p>
+      <w:r>
+        <w:rPr>
+          <w:b/>
+          <w:sz w:val="16"/>
+        </w:rPr>
+        <w:t>International Air Cargo — https://images.unsplash.com/photo-1436491865332-7a61a109cc05?auto=format&amp;fit=crop&amp;w=800&amp;q=80</w:t>
+      </w:r>
+    </w:p>
+    <w:p>
+      <w:r>
+        <w:drawing>
+          <wp:inline xmlns:a="http://schemas.openxmlformats.org/drawingml/2006/main" xmlns:pic="http://schemas.openxmlformats.org/drawingml/2006/picture">
+            <wp:extent cx="1828800" cy="1213866"/>
+            <wp:docPr id="2" name="Picture 2"/>
+            <wp:cNvGraphicFramePr>
+              <a:graphicFrameLocks noChangeAspect="1"/>
+            </wp:cNvGraphicFramePr>
+            <a:graphic>
+              <a:graphicData uri="http://schemas.openxmlformats.org/drawingml/2006/picture">
+                <pic:pic>
+                  <pic:nvPicPr>
+                    <pic:cNvPr id="0" name="apex_air.jpg"/>
+                    <pic:cNvPicPr/>
+                  </pic:nvPicPr>
+                  <pic:blipFill>
+                    <a:blip r:embed="rId10"/>
+                    <a:stretch>
+                      <a:fillRect/>
+                    </a:stretch>
+                  </pic:blipFill>
+                  <pic:spPr>
+                    <a:xfrm>
+                      <a:off x="0" y="0"/>
+                      <a:ext cx="1828800" cy="1213866"/>
+                    </a:xfrm>
+                    <a:prstGeom prst="rect"/>
+                  </pic:spPr>
+                </pic:pic>
+              </a:graphicData>
+            </a:graphic>
+          </wp:inline>
+        </w:drawing>
+      </w:r>
+    </w:p>
+    <w:p>
+      <w:r>
+        <w:rPr>
+          <w:b/>
+          <w:sz w:val="16"/>
+        </w:rPr>
+        <w:t>Ocean FCL / LCL — https://images.unsplash.com/photo-1494412574643-ff11b0a5c1c3?auto=format&amp;fit=crop&amp;w=800&amp;q=80</w:t>
+      </w:r>
+    </w:p>
+    <w:p>
+      <w:r>
+        <w:drawing>
+          <wp:inline xmlns:a="http://schemas.openxmlformats.org/drawingml/2006/main" xmlns:pic="http://schemas.openxmlformats.org/drawingml/2006/picture">
+            <wp:extent cx="1828800" cy="1218438"/>
+            <wp:docPr id="3" name="Picture 3"/>
+            <wp:cNvGraphicFramePr>
+              <a:graphicFrameLocks noChangeAspect="1"/>
+            </wp:cNvGraphicFramePr>
+            <a:graphic>
+              <a:graphicData uri="http://schemas.openxmlformats.org/drawingml/2006/picture">
+                <pic:pic>
+                  <pic:nvPicPr>
+                    <pic:cNvPr id="0" name="apex_ocean.jpg"/>
+                    <pic:cNvPicPr/>
+                  </pic:nvPicPr>
+                  <pic:blipFill>
+                    <a:blip r:embed="rId11"/>
+                    <a:stretch>
+                      <a:fillRect/>
+                    </a:stretch>
+                  </pic:blipFill>
+                  <pic:spPr>
+                    <a:xfrm>
+                      <a:off x="0" y="0"/>
+                      <a:ext cx="1828800" cy="1218438"/>
+                    </a:xfrm>
+                    <a:prstGeom prst="rect"/>
+                  </pic:spPr>
+                </pic:pic>
+              </a:graphicData>
+            </a:graphic>
+          </wp:inline>
+        </w:drawing>
+      </w:r>
+    </w:p>
+    <w:p>
+      <w:r>
+        <w:rPr>
+          <w:b/>
+          <w:sz w:val="16"/>
+        </w:rPr>
+        <w:t>Warehousing &amp; Fulfilment — https://images.unsplash.com/photo-1553413077-190dd305871c?auto=format&amp;fit=crop&amp;w=800&amp;q=80</w:t>
+      </w:r>
+    </w:p>
+    <w:p>
+      <w:r>
+        <w:drawing>
+          <wp:inline xmlns:a="http://schemas.openxmlformats.org/drawingml/2006/main" xmlns:pic="http://schemas.openxmlformats.org/drawingml/2006/picture">
+            <wp:extent cx="1828800" cy="2439162"/>
+            <wp:docPr id="4" name="Picture 4"/>
+            <wp:cNvGraphicFramePr>
+              <a:graphicFrameLocks noChangeAspect="1"/>
+            </wp:cNvGraphicFramePr>
+            <a:graphic>
+              <a:graphicData uri="http://schemas.openxmlformats.org/drawingml/2006/picture">
+                <pic:pic>
+                  <pic:nvPicPr>
+                    <pic:cNvPr id="0" name="apex_warehouse.jpg"/>
+                    <pic:cNvPicPr/>
+                  </pic:nvPicPr>
+                  <pic:blipFill>
+                    <a:blip r:embed="rId12"/>
+                    <a:stretch>
+                      <a:fillRect/>
+                    </a:stretch>
+                  </pic:blipFill>
+                  <pic:spPr>
+                    <a:xfrm>
+                      <a:off x="0" y="0"/>
+                      <a:ext cx="1828800" cy="2439162"/>
+                    </a:xfrm>
+                    <a:prstGeom prst="rect"/>
+                  </pic:spPr>
+                </pic:pic>
+              </a:graphicData>
+            </a:graphic>
+          </wp:inline>
+        </w:drawing>
+      </w:r>
+    </w:p>
     <w:p>
       <w:pPr>
         <w:spacing w:after="200"/>
@@ -1694,7 +2081,7 @@
               <w:rPr>
                 <w:sz w:val="17"/>
               </w:rPr>
-              <w:t>Our digital bot operates 24/7. Human team support is active Monday through Friday, 9:00 AM to 6:00 PM.</w:t>
+              <w:t>The digital assistant is available 24/7. Human support operates Monday–Friday, 9:00 AM–6:00 PM local time unless a holiday calendar says otherwise.</w:t>
             </w:r>
           </w:p>
         </w:tc>
@@ -1739,7 +2126,7 @@
               <w:rPr>
                 <w:sz w:val="17"/>
               </w:rPr>
-              <w:t>Tap 'Pricing &amp; Quote' or describe your requirements in the chat to receive a detailed cost breakdown.</w:t>
+              <w:t>Use Pricing &amp; Quote or describe your requirements in chat. A specialist follows up with a written estimate.</w:t>
             </w:r>
           </w:p>
         </w:tc>
@@ -1784,7 +2171,7 @@
               <w:rPr>
                 <w:sz w:val="17"/>
               </w:rPr>
-              <w:t>Full refunds are provided within 14 days of subscription onboarding if you are not fully satisfied.</w:t>
+              <w:t>New subscriptions may cancel within 14 days for a full refund if onboarding deliverables are unused. After that, billing follows the contract notice period.</w:t>
             </w:r>
           </w:p>
         </w:tc>
@@ -1829,7 +2216,7 @@
               <w:rPr>
                 <w:sz w:val="17"/>
               </w:rPr>
-              <w:t>Tap 'Schedule a Callback' and select your preferred time slot; we will call you directly.</w:t>
+              <w:t>Use Schedule a Callback and pick a slot, or ask for a human agent — we escalate with your ticket summary.</w:t>
             </w:r>
           </w:p>
         </w:tc>
@@ -1844,6 +2231,456 @@
                 <w:sz w:val="17"/>
               </w:rPr>
               <w:t>Contact</w:t>
+            </w:r>
+          </w:p>
+        </w:tc>
+      </w:tr>
+      <w:tr>
+        <w:tc>
+          <w:tcPr>
+            <w:tcW w:type="dxa" w:w="3360"/>
+            <w:shd w:fill="FFFFFF"/>
+          </w:tcPr>
+          <w:p>
+            <w:r>
+              <w:rPr>
+                <w:b/>
+                <w:sz w:val="17"/>
+              </w:rPr>
+              <w:t>Where can I see product feature comparisons?</w:t>
+            </w:r>
+          </w:p>
+        </w:tc>
+        <w:tc>
+          <w:tcPr>
+            <w:tcW w:type="dxa" w:w="3360"/>
+            <w:shd w:fill="FFFFFF"/>
+          </w:tcPr>
+          <w:p>
+            <w:r>
+              <w:rPr>
+                <w:sz w:val="17"/>
+              </w:rPr>
+              <w:t>Ask for a comparison of Standard vs Professional tiers, or open Our Offerings for the catalog summary.</w:t>
+            </w:r>
+          </w:p>
+        </w:tc>
+        <w:tc>
+          <w:tcPr>
+            <w:tcW w:type="dxa" w:w="3360"/>
+            <w:shd w:fill="FFFFFF"/>
+          </w:tcPr>
+          <w:p>
+            <w:r>
+              <w:rPr>
+                <w:sz w:val="17"/>
+              </w:rPr>
+              <w:t>Products</w:t>
+            </w:r>
+          </w:p>
+        </w:tc>
+      </w:tr>
+      <w:tr>
+        <w:tc>
+          <w:tcPr>
+            <w:tcW w:type="dxa" w:w="3360"/>
+            <w:shd w:fill="EEF2FF"/>
+          </w:tcPr>
+          <w:p>
+            <w:r>
+              <w:rPr>
+                <w:b/>
+                <w:sz w:val="17"/>
+              </w:rPr>
+              <w:t>Do you offer onboarding and training?</w:t>
+            </w:r>
+          </w:p>
+        </w:tc>
+        <w:tc>
+          <w:tcPr>
+            <w:tcW w:type="dxa" w:w="3360"/>
+            <w:shd w:fill="EEF2FF"/>
+          </w:tcPr>
+          <w:p>
+            <w:r>
+              <w:rPr>
+                <w:sz w:val="17"/>
+              </w:rPr>
+              <w:t>Yes. Custom Consultation &amp; Setup includes configuration and a team training session; extra workshops can be quoted.</w:t>
+            </w:r>
+          </w:p>
+        </w:tc>
+        <w:tc>
+          <w:tcPr>
+            <w:tcW w:type="dxa" w:w="3360"/>
+            <w:shd w:fill="EEF2FF"/>
+          </w:tcPr>
+          <w:p>
+            <w:r>
+              <w:rPr>
+                <w:sz w:val="17"/>
+              </w:rPr>
+              <w:t>Onboarding</w:t>
+            </w:r>
+          </w:p>
+        </w:tc>
+      </w:tr>
+      <w:tr>
+        <w:tc>
+          <w:tcPr>
+            <w:tcW w:type="dxa" w:w="3360"/>
+            <w:shd w:fill="FFFFFF"/>
+          </w:tcPr>
+          <w:p>
+            <w:r>
+              <w:rPr>
+                <w:b/>
+                <w:sz w:val="17"/>
+              </w:rPr>
+              <w:t>How is customer data protected?</w:t>
+            </w:r>
+          </w:p>
+        </w:tc>
+        <w:tc>
+          <w:tcPr>
+            <w:tcW w:type="dxa" w:w="3360"/>
+            <w:shd w:fill="FFFFFF"/>
+          </w:tcPr>
+          <w:p>
+            <w:r>
+              <w:rPr>
+                <w:sz w:val="17"/>
+              </w:rPr>
+              <w:t>We apply role-based access, encryption in transit, and tenant isolation. Detailed security summaries are available on request.</w:t>
+            </w:r>
+          </w:p>
+        </w:tc>
+        <w:tc>
+          <w:tcPr>
+            <w:tcW w:type="dxa" w:w="3360"/>
+            <w:shd w:fill="FFFFFF"/>
+          </w:tcPr>
+          <w:p>
+            <w:r>
+              <w:rPr>
+                <w:sz w:val="17"/>
+              </w:rPr>
+              <w:t>Security</w:t>
+            </w:r>
+          </w:p>
+        </w:tc>
+      </w:tr>
+      <w:tr>
+        <w:tc>
+          <w:tcPr>
+            <w:tcW w:type="dxa" w:w="3360"/>
+            <w:shd w:fill="EEF2FF"/>
+          </w:tcPr>
+          <w:p>
+            <w:r>
+              <w:rPr>
+                <w:b/>
+                <w:sz w:val="17"/>
+              </w:rPr>
+              <w:t>Can I integrate with my existing tools?</w:t>
+            </w:r>
+          </w:p>
+        </w:tc>
+        <w:tc>
+          <w:tcPr>
+            <w:tcW w:type="dxa" w:w="3360"/>
+            <w:shd w:fill="EEF2FF"/>
+          </w:tcPr>
+          <w:p>
+            <w:r>
+              <w:rPr>
+                <w:sz w:val="17"/>
+              </w:rPr>
+              <w:t>Professional tier includes standard integrations; custom APIs are scoped as professional services.</w:t>
+            </w:r>
+          </w:p>
+        </w:tc>
+        <w:tc>
+          <w:tcPr>
+            <w:tcW w:type="dxa" w:w="3360"/>
+            <w:shd w:fill="EEF2FF"/>
+          </w:tcPr>
+          <w:p>
+            <w:r>
+              <w:rPr>
+                <w:sz w:val="17"/>
+              </w:rPr>
+              <w:t>Integrations</w:t>
+            </w:r>
+          </w:p>
+        </w:tc>
+      </w:tr>
+      <w:tr>
+        <w:tc>
+          <w:tcPr>
+            <w:tcW w:type="dxa" w:w="3360"/>
+            <w:shd w:fill="FFFFFF"/>
+          </w:tcPr>
+          <w:p>
+            <w:r>
+              <w:rPr>
+                <w:b/>
+                <w:sz w:val="17"/>
+              </w:rPr>
+              <w:t>What SLAs do you provide?</w:t>
+            </w:r>
+          </w:p>
+        </w:tc>
+        <w:tc>
+          <w:tcPr>
+            <w:tcW w:type="dxa" w:w="3360"/>
+            <w:shd w:fill="FFFFFF"/>
+          </w:tcPr>
+          <w:p>
+            <w:r>
+              <w:rPr>
+                <w:sz w:val="17"/>
+              </w:rPr>
+              <w:t>Professional plans include priority support SLAs (response targets in the order form). Standard plans use business-hours email/chat support.</w:t>
+            </w:r>
+          </w:p>
+        </w:tc>
+        <w:tc>
+          <w:tcPr>
+            <w:tcW w:type="dxa" w:w="3360"/>
+            <w:shd w:fill="FFFFFF"/>
+          </w:tcPr>
+          <w:p>
+            <w:r>
+              <w:rPr>
+                <w:sz w:val="17"/>
+              </w:rPr>
+              <w:t>Support</w:t>
+            </w:r>
+          </w:p>
+        </w:tc>
+      </w:tr>
+      <w:tr>
+        <w:tc>
+          <w:tcPr>
+            <w:tcW w:type="dxa" w:w="3360"/>
+            <w:shd w:fill="EEF2FF"/>
+          </w:tcPr>
+          <w:p>
+            <w:r>
+              <w:rPr>
+                <w:b/>
+                <w:sz w:val="17"/>
+              </w:rPr>
+              <w:t>How do license seats work?</w:t>
+            </w:r>
+          </w:p>
+        </w:tc>
+        <w:tc>
+          <w:tcPr>
+            <w:tcW w:type="dxa" w:w="3360"/>
+            <w:shd w:fill="EEF2FF"/>
+          </w:tcPr>
+          <w:p>
+            <w:r>
+              <w:rPr>
+                <w:sz w:val="17"/>
+              </w:rPr>
+              <w:t>Standard includes up to 5 seats; Professional is unlimited seats under fair-use. Extra admin seats can be added on Standard.</w:t>
+            </w:r>
+          </w:p>
+        </w:tc>
+        <w:tc>
+          <w:tcPr>
+            <w:tcW w:type="dxa" w:w="3360"/>
+            <w:shd w:fill="EEF2FF"/>
+          </w:tcPr>
+          <w:p>
+            <w:r>
+              <w:rPr>
+                <w:sz w:val="17"/>
+              </w:rPr>
+              <w:t>Licensing</w:t>
+            </w:r>
+          </w:p>
+        </w:tc>
+      </w:tr>
+      <w:tr>
+        <w:tc>
+          <w:tcPr>
+            <w:tcW w:type="dxa" w:w="3360"/>
+            <w:shd w:fill="FFFFFF"/>
+          </w:tcPr>
+          <w:p>
+            <w:r>
+              <w:rPr>
+                <w:b/>
+                <w:sz w:val="17"/>
+              </w:rPr>
+              <w:t>Do you support multi-location businesses?</w:t>
+            </w:r>
+          </w:p>
+        </w:tc>
+        <w:tc>
+          <w:tcPr>
+            <w:tcW w:type="dxa" w:w="3360"/>
+            <w:shd w:fill="FFFFFF"/>
+          </w:tcPr>
+          <w:p>
+            <w:r>
+              <w:rPr>
+                <w:sz w:val="17"/>
+              </w:rPr>
+              <w:t>Yes — multi-branch profiles and localized menus can be configured during onboarding.</w:t>
+            </w:r>
+          </w:p>
+        </w:tc>
+        <w:tc>
+          <w:tcPr>
+            <w:tcW w:type="dxa" w:w="3360"/>
+            <w:shd w:fill="FFFFFF"/>
+          </w:tcPr>
+          <w:p>
+            <w:r>
+              <w:rPr>
+                <w:sz w:val="17"/>
+              </w:rPr>
+              <w:t>Setup</w:t>
+            </w:r>
+          </w:p>
+        </w:tc>
+      </w:tr>
+      <w:tr>
+        <w:tc>
+          <w:tcPr>
+            <w:tcW w:type="dxa" w:w="3360"/>
+            <w:shd w:fill="EEF2FF"/>
+          </w:tcPr>
+          <w:p>
+            <w:r>
+              <w:rPr>
+                <w:b/>
+                <w:sz w:val="17"/>
+              </w:rPr>
+              <w:t>How do I report a bug or outage?</w:t>
+            </w:r>
+          </w:p>
+        </w:tc>
+        <w:tc>
+          <w:tcPr>
+            <w:tcW w:type="dxa" w:w="3360"/>
+            <w:shd w:fill="EEF2FF"/>
+          </w:tcPr>
+          <w:p>
+            <w:r>
+              <w:rPr>
+                <w:sz w:val="17"/>
+              </w:rPr>
+              <w:t>Raise a ticket via Customer Support with screenshots and time of issue. Critical outages are escalated immediately.</w:t>
+            </w:r>
+          </w:p>
+        </w:tc>
+        <w:tc>
+          <w:tcPr>
+            <w:tcW w:type="dxa" w:w="3360"/>
+            <w:shd w:fill="EEF2FF"/>
+          </w:tcPr>
+          <w:p>
+            <w:r>
+              <w:rPr>
+                <w:sz w:val="17"/>
+              </w:rPr>
+              <w:t>Support</w:t>
+            </w:r>
+          </w:p>
+        </w:tc>
+      </w:tr>
+      <w:tr>
+        <w:tc>
+          <w:tcPr>
+            <w:tcW w:type="dxa" w:w="3360"/>
+            <w:shd w:fill="FFFFFF"/>
+          </w:tcPr>
+          <w:p>
+            <w:r>
+              <w:rPr>
+                <w:b/>
+                <w:sz w:val="17"/>
+              </w:rPr>
+              <w:t>Is there a long-term contract requirement?</w:t>
+            </w:r>
+          </w:p>
+        </w:tc>
+        <w:tc>
+          <w:tcPr>
+            <w:tcW w:type="dxa" w:w="3360"/>
+            <w:shd w:fill="FFFFFF"/>
+          </w:tcPr>
+          <w:p>
+            <w:r>
+              <w:rPr>
+                <w:sz w:val="17"/>
+              </w:rPr>
+              <w:t>Month-to-month and annual plans are both available; annual plans usually include a discount.</w:t>
+            </w:r>
+          </w:p>
+        </w:tc>
+        <w:tc>
+          <w:tcPr>
+            <w:tcW w:type="dxa" w:w="3360"/>
+            <w:shd w:fill="FFFFFF"/>
+          </w:tcPr>
+          <w:p>
+            <w:r>
+              <w:rPr>
+                <w:sz w:val="17"/>
+              </w:rPr>
+              <w:t>Pricing</w:t>
+            </w:r>
+          </w:p>
+        </w:tc>
+      </w:tr>
+      <w:tr>
+        <w:tc>
+          <w:tcPr>
+            <w:tcW w:type="dxa" w:w="3360"/>
+            <w:shd w:fill="EEF2FF"/>
+          </w:tcPr>
+          <w:p>
+            <w:r>
+              <w:rPr>
+                <w:b/>
+                <w:sz w:val="17"/>
+              </w:rPr>
+              <w:t>Can I white-label the experience?</w:t>
+            </w:r>
+          </w:p>
+        </w:tc>
+        <w:tc>
+          <w:tcPr>
+            <w:tcW w:type="dxa" w:w="3360"/>
+            <w:shd w:fill="EEF2FF"/>
+          </w:tcPr>
+          <w:p>
+            <w:r>
+              <w:rPr>
+                <w:sz w:val="17"/>
+              </w:rPr>
+              <w:t>White-label options are available on enterprise agreements — ask Sales for branding guidelines and feasibility.</w:t>
+            </w:r>
+          </w:p>
+        </w:tc>
+        <w:tc>
+          <w:tcPr>
+            <w:tcW w:type="dxa" w:w="3360"/>
+            <w:shd w:fill="EEF2FF"/>
+          </w:tcPr>
+          <w:p>
+            <w:r>
+              <w:rPr>
+                <w:sz w:val="17"/>
+              </w:rPr>
+              <w:t>Branding</w:t>
             </w:r>
           </w:p>
         </w:tc>
@@ -1934,6 +2771,238 @@
                 <w:i/>
                 <w:sz w:val="17"/>
               </w:rPr>
+            </w:r>
+          </w:p>
+        </w:tc>
+      </w:tr>
+    </w:tbl>
+    <w:p>
+      <w:r>
+        <w:rPr>
+          <w:i/>
+          <w:sz w:val="17"/>
+        </w:rPr>
+        <w:t>Knowledge Base Articles — longer policy / how-to pages indexed for chatbot retrieval (keep the Title / Category / Article Content columns).</w:t>
+      </w:r>
+    </w:p>
+    <w:tbl>
+      <w:tblPr>
+        <w:tblW w:type="auto" w:w="0"/>
+        <w:jc w:val="center"/>
+        <w:tblLook w:firstColumn="1" w:firstRow="1" w:lastColumn="0" w:lastRow="0" w:noHBand="0" w:noVBand="1" w:val="04A0"/>
+        <w:tblBorders>
+          <w:top w:val="single" w:sz="4" w:space="0" w:color="D3D3D3"/>
+          <w:bottom w:val="single" w:sz="4" w:space="0" w:color="D3D3D3"/>
+          <w:left w:val="none"/>
+          <w:right w:val="none"/>
+          <w:insideH w:val="single" w:sz="4" w:space="0" w:color="D3D3D3"/>
+          <w:insideV w:val="none"/>
+        </w:tblBorders>
+      </w:tblPr>
+      <w:tblGrid>
+        <w:gridCol w:w="3360"/>
+        <w:gridCol w:w="3360"/>
+        <w:gridCol w:w="3360"/>
+      </w:tblGrid>
+      <w:tr>
+        <w:tc>
+          <w:tcPr>
+            <w:tcW w:type="dxa" w:w="3360"/>
+            <w:shd w:fill="312E81"/>
+          </w:tcPr>
+          <w:p>
+            <w:r>
+              <w:rPr>
+                <w:b/>
+                <w:color w:val="FFFFFF"/>
+                <w:sz w:val="18"/>
+              </w:rPr>
+              <w:t>Knowledge Article Title</w:t>
+            </w:r>
+          </w:p>
+        </w:tc>
+        <w:tc>
+          <w:tcPr>
+            <w:tcW w:type="dxa" w:w="3360"/>
+            <w:shd w:fill="312E81"/>
+          </w:tcPr>
+          <w:p>
+            <w:r>
+              <w:rPr>
+                <w:b/>
+                <w:color w:val="FFFFFF"/>
+                <w:sz w:val="18"/>
+              </w:rPr>
+              <w:t>Category</w:t>
+            </w:r>
+          </w:p>
+        </w:tc>
+        <w:tc>
+          <w:tcPr>
+            <w:tcW w:type="dxa" w:w="3360"/>
+            <w:shd w:fill="312E81"/>
+          </w:tcPr>
+          <w:p>
+            <w:r>
+              <w:rPr>
+                <w:b/>
+                <w:color w:val="FFFFFF"/>
+                <w:sz w:val="18"/>
+              </w:rPr>
+              <w:t>Article Content</w:t>
+            </w:r>
+          </w:p>
+        </w:tc>
+      </w:tr>
+      <w:tr>
+        <w:tc>
+          <w:tcPr>
+            <w:tcW w:type="dxa" w:w="3360"/>
+            <w:shd w:fill="FFFFFF"/>
+          </w:tcPr>
+          <w:p>
+            <w:r>
+              <w:rPr>
+                <w:b/>
+                <w:sz w:val="16"/>
+              </w:rPr>
+              <w:t>Getting Started, Plans &amp; Onboarding</w:t>
+            </w:r>
+          </w:p>
+        </w:tc>
+        <w:tc>
+          <w:tcPr>
+            <w:tcW w:type="dxa" w:w="3360"/>
+            <w:shd w:fill="FFFFFF"/>
+          </w:tcPr>
+          <w:p>
+            <w:r>
+              <w:rPr>
+                <w:sz w:val="16"/>
+              </w:rPr>
+              <w:t>Onboarding</w:t>
+            </w:r>
+          </w:p>
+        </w:tc>
+        <w:tc>
+          <w:tcPr>
+            <w:tcW w:type="dxa" w:w="3360"/>
+            <w:shd w:fill="FFFFFF"/>
+          </w:tcPr>
+          <w:p>
+            <w:r>
+              <w:rPr>
+                <w:sz w:val="16"/>
+              </w:rPr>
+              <w:t># Getting Started</w:t>
+              <w:br/>
+              <w:br/>
+              <w:t>Choose Standard or Professional based on seats and support needs. Onboarding includes configuration help; Custom Consultation adds training and architecture review.</w:t>
+              <w:br/>
+              <w:br/>
+              <w:t>Share your success metrics early so we tailor menus, FAQs, and automations to your workflows.</w:t>
+            </w:r>
+          </w:p>
+        </w:tc>
+      </w:tr>
+      <w:tr>
+        <w:tc>
+          <w:tcPr>
+            <w:tcW w:type="dxa" w:w="3360"/>
+            <w:shd w:fill="E0E7FF"/>
+          </w:tcPr>
+          <w:p>
+            <w:r>
+              <w:rPr>
+                <w:b/>
+                <w:sz w:val="16"/>
+              </w:rPr>
+              <w:t>Support SLAs, Escalations &amp; Refund Policy</w:t>
+            </w:r>
+          </w:p>
+        </w:tc>
+        <w:tc>
+          <w:tcPr>
+            <w:tcW w:type="dxa" w:w="3360"/>
+            <w:shd w:fill="E0E7FF"/>
+          </w:tcPr>
+          <w:p>
+            <w:r>
+              <w:rPr>
+                <w:sz w:val="16"/>
+              </w:rPr>
+              <w:t>Support</w:t>
+            </w:r>
+          </w:p>
+        </w:tc>
+        <w:tc>
+          <w:tcPr>
+            <w:tcW w:type="dxa" w:w="3360"/>
+            <w:shd w:fill="E0E7FF"/>
+          </w:tcPr>
+          <w:p>
+            <w:r>
+              <w:rPr>
+                <w:sz w:val="16"/>
+              </w:rPr>
+              <w:t># Support &amp; Refunds</w:t>
+              <w:br/>
+              <w:br/>
+              <w:t>Human support runs business hours; the bot is 24/7. Ask for a human agent anytime for grievances.</w:t>
+              <w:br/>
+              <w:br/>
+              <w:t>New subscriptions may cancel within 14 days for a full refund if deliverables are unused. Afterwards, cancellations follow the contractual notice period.</w:t>
+            </w:r>
+          </w:p>
+        </w:tc>
+      </w:tr>
+      <w:tr>
+        <w:tc>
+          <w:tcPr>
+            <w:tcW w:type="dxa" w:w="3360"/>
+            <w:shd w:fill="FFFFFF"/>
+          </w:tcPr>
+          <w:p>
+            <w:r>
+              <w:rPr>
+                <w:b/>
+                <w:sz w:val="16"/>
+              </w:rPr>
+              <w:t>Security, Integrations &amp; Data Isolation</w:t>
+            </w:r>
+          </w:p>
+        </w:tc>
+        <w:tc>
+          <w:tcPr>
+            <w:tcW w:type="dxa" w:w="3360"/>
+            <w:shd w:fill="FFFFFF"/>
+          </w:tcPr>
+          <w:p>
+            <w:r>
+              <w:rPr>
+                <w:sz w:val="16"/>
+              </w:rPr>
+              <w:t>Security</w:t>
+            </w:r>
+          </w:p>
+        </w:tc>
+        <w:tc>
+          <w:tcPr>
+            <w:tcW w:type="dxa" w:w="3360"/>
+            <w:shd w:fill="FFFFFF"/>
+          </w:tcPr>
+          <w:p>
+            <w:r>
+              <w:rPr>
+                <w:sz w:val="16"/>
+              </w:rPr>
+              <w:t># Platform Trust</w:t>
+              <w:br/>
+              <w:br/>
+              <w:t>Tenant data is isolated with role-based access and encryption in transit. Professional plans unlock standard integrations; custom APIs are quoted separately.</w:t>
+              <w:br/>
+              <w:br/>
+              <w:t>Request our security summary for enterprise questionnaires and DPIA support.</w:t>
             </w:r>
           </w:p>
         </w:tc>
@@ -2062,7 +3131,7 @@
               <w:rPr>
                 <w:sz w:val="17"/>
               </w:rPr>
-              <w:t>Welcome to Acme Global Solutions! How can I assist you today?</w:t>
+              <w:t>Welcome to Apex Global Logistics &amp; Freight Services! How can I assist you today?</w:t>
             </w:r>
           </w:p>
         </w:tc>

--- a/backend/static/templates/onboarding/generic_onboarding_kit.docx
+++ b/backend/static/templates/onboarding/generic_onboarding_kit.docx
@@ -3019,6 +3019,224 @@
         <w:spacing w:before="280" w:after="80"/>
       </w:pPr>
       <w:r>
+        <w:t>[SECTION: INFO PAGES]</w:t>
+      </w:r>
+    </w:p>
+    <w:p>
+      <w:r>
+        <w:rPr>
+          <w:i/>
+          <w:sz w:val="17"/>
+        </w:rPr>
+        <w:t>These answers populate the Technologies / Projects / Careers / Benefits console pages (and matching WhatsApp intents). Keep Page Name exactly as shown.</w:t>
+      </w:r>
+    </w:p>
+    <w:tbl>
+      <w:tblPr>
+        <w:tblW w:type="auto" w:w="0"/>
+        <w:jc w:val="center"/>
+        <w:tblLook w:firstColumn="1" w:firstRow="1" w:lastColumn="0" w:lastRow="0" w:noHBand="0" w:noVBand="1" w:val="04A0"/>
+        <w:tblBorders>
+          <w:top w:val="single" w:sz="4" w:space="0" w:color="D3D3D3"/>
+          <w:bottom w:val="single" w:sz="4" w:space="0" w:color="D3D3D3"/>
+          <w:left w:val="none"/>
+          <w:right w:val="none"/>
+          <w:insideH w:val="single" w:sz="4" w:space="0" w:color="D3D3D3"/>
+          <w:insideV w:val="none"/>
+        </w:tblBorders>
+      </w:tblPr>
+      <w:tblGrid>
+        <w:gridCol w:w="5040"/>
+        <w:gridCol w:w="5040"/>
+      </w:tblGrid>
+      <w:tr>
+        <w:tc>
+          <w:tcPr>
+            <w:tcW w:type="dxa" w:w="5040"/>
+            <w:shd w:fill="6D28D9"/>
+          </w:tcPr>
+          <w:p>
+            <w:r>
+              <w:rPr>
+                <w:b/>
+                <w:color w:val="FFFFFF"/>
+                <w:sz w:val="18"/>
+              </w:rPr>
+              <w:t>Page Name (intent)</w:t>
+            </w:r>
+          </w:p>
+        </w:tc>
+        <w:tc>
+          <w:tcPr>
+            <w:tcW w:type="dxa" w:w="5040"/>
+            <w:shd w:fill="6D28D9"/>
+          </w:tcPr>
+          <w:p>
+            <w:r>
+              <w:rPr>
+                <w:b/>
+                <w:color w:val="FFFFFF"/>
+                <w:sz w:val="18"/>
+              </w:rPr>
+              <w:t>Bot Answer Content</w:t>
+            </w:r>
+          </w:p>
+        </w:tc>
+      </w:tr>
+      <w:tr>
+        <w:tc>
+          <w:tcPr>
+            <w:tcW w:type="dxa" w:w="5040"/>
+            <w:shd w:fill="FFFFFF"/>
+          </w:tcPr>
+          <w:p>
+            <w:r>
+              <w:rPr>
+                <w:b/>
+                <w:sz w:val="16"/>
+              </w:rPr>
+              <w:t>technologies</w:t>
+            </w:r>
+          </w:p>
+        </w:tc>
+        <w:tc>
+          <w:tcPr>
+            <w:tcW w:type="dxa" w:w="5040"/>
+            <w:shd w:fill="FFFFFF"/>
+          </w:tcPr>
+          <w:p>
+            <w:r>
+              <w:rPr>
+                <w:sz w:val="16"/>
+              </w:rPr>
+              <w:t>• Platforms &amp; tools we operate with:</w:t>
+              <w:br/>
+              <w:t>• Tracking systems, EDI/API partner links, warehouse WMS</w:t>
+              <w:br/>
+              <w:t>• Ask which stack supports your lane or fulfilment need.</w:t>
+            </w:r>
+          </w:p>
+        </w:tc>
+      </w:tr>
+      <w:tr>
+        <w:tc>
+          <w:tcPr>
+            <w:tcW w:type="dxa" w:w="5040"/>
+            <w:shd w:fill="F5F3FF"/>
+          </w:tcPr>
+          <w:p>
+            <w:r>
+              <w:rPr>
+                <w:b/>
+                <w:sz w:val="16"/>
+              </w:rPr>
+              <w:t>projects</w:t>
+            </w:r>
+          </w:p>
+        </w:tc>
+        <w:tc>
+          <w:tcPr>
+            <w:tcW w:type="dxa" w:w="5040"/>
+            <w:shd w:fill="F5F3FF"/>
+          </w:tcPr>
+          <w:p>
+            <w:r>
+              <w:rPr>
+                <w:sz w:val="16"/>
+              </w:rPr>
+              <w:t>• Delivery programs:</w:t>
+              <w:br/>
+              <w:t>• Domestic express, air cargo, ocean FCL/LCL, 3PL warehousing</w:t>
+              <w:br/>
+              <w:t>• Ask for a lane quote or SLA summary.</w:t>
+            </w:r>
+          </w:p>
+        </w:tc>
+      </w:tr>
+      <w:tr>
+        <w:tc>
+          <w:tcPr>
+            <w:tcW w:type="dxa" w:w="5040"/>
+            <w:shd w:fill="FFFFFF"/>
+          </w:tcPr>
+          <w:p>
+            <w:r>
+              <w:rPr>
+                <w:b/>
+                <w:sz w:val="16"/>
+              </w:rPr>
+              <w:t>careers</w:t>
+            </w:r>
+          </w:p>
+        </w:tc>
+        <w:tc>
+          <w:tcPr>
+            <w:tcW w:type="dxa" w:w="5040"/>
+            <w:shd w:fill="FFFFFF"/>
+          </w:tcPr>
+          <w:p>
+            <w:r>
+              <w:rPr>
+                <w:sz w:val="16"/>
+              </w:rPr>
+              <w:t>• Hiring ops, warehouse and sales talent.</w:t>
+              <w:br/>
+              <w:t>• Send your CV to care@apexlogistics.com.</w:t>
+            </w:r>
+          </w:p>
+        </w:tc>
+      </w:tr>
+      <w:tr>
+        <w:tc>
+          <w:tcPr>
+            <w:tcW w:type="dxa" w:w="5040"/>
+            <w:shd w:fill="F5F3FF"/>
+          </w:tcPr>
+          <w:p>
+            <w:r>
+              <w:rPr>
+                <w:b/>
+                <w:sz w:val="16"/>
+              </w:rPr>
+              <w:t>benefits</w:t>
+            </w:r>
+          </w:p>
+        </w:tc>
+        <w:tc>
+          <w:tcPr>
+            <w:tcW w:type="dxa" w:w="5040"/>
+            <w:shd w:fill="F5F3FF"/>
+          </w:tcPr>
+          <w:p>
+            <w:r>
+              <w:rPr>
+                <w:sz w:val="16"/>
+              </w:rPr>
+              <w:t>• Why shippers choose Apex:</w:t>
+              <w:br/>
+              <w:t>• End-to-end visibility</w:t>
+              <w:br/>
+              <w:t>• Customs and documentation support</w:t>
+              <w:br/>
+              <w:t>• Flexible domestic and international lanes</w:t>
+              <w:br/>
+              <w:t>• Dedicated account coordination.</w:t>
+            </w:r>
+          </w:p>
+        </w:tc>
+      </w:tr>
+    </w:tbl>
+    <w:p>
+      <w:pPr>
+        <w:spacing w:after="200"/>
+      </w:pPr>
+    </w:p>
+    <w:p>
+      <w:pPr>
+        <w:pStyle w:val="Heading1"/>
+        <w:spacing w:before="280" w:after="80"/>
+      </w:pPr>
+      <w:r>
         <w:t>[SECTION: BOT PERSONA &amp; GUARDRAILS]</w:t>
       </w:r>
     </w:p>
